--- a/public/template_dov.docx
+++ b/public/template_dov.docx
@@ -4375,7 +4375,7 @@
     <w:sectPr>
       <w:type w:val="nextPage"/>
       <w:pgSz w:w="11906" w:h="16838"/>
-      <w:pgMar w:left="1134" w:right="1134" w:gutter="0" w:header="0" w:top="709" w:footer="0" w:bottom="851"/>
+      <w:pgMar w:left="709" w:right="709" w:gutter="0" w:header="0" w:top="500" w:footer="0" w:bottom="500"/>
       <w:pgNumType w:fmt="decimal"/>
       <w:formProt w:val="false"/>
       <w:textDirection w:val="lrTb"/>
